--- a/applications/UCD_Robotics_Research_Engineer_CEREBRIS/Arunabha_Majumder_UCD_Cover_Letter.docx
+++ b/applications/UCD_Robotics_Research_Engineer_CEREBRIS/Arunabha_Majumder_UCD_Cover_Letter.docx
@@ -111,7 +111,7 @@
           <w:b w:val="0"/>
           <w:i w:val="0"/>
         </w:rPr>
-        <w:t>I am applying for the Robotics Research Engineer role on the CEREBRIS project. I am finishing my PhD in Mechatronics and Robotics at Aalborg University (I finish in March), and almost all my work so far has been robots that physically touch and move people. Building a robotic stimulator that helps measure how sensation comes back after a stroke is exactly the kind of work I want to keep doing.</w:t>
+        <w:t>I am applying for the Robotics Research Engineer role on the CEREBRIS project. I am finishing my PhD in Mechatronics and Robotics at Aalborg University (thesis expected to be finished in March), and almost all my work so far has been robots that physically touch and move people. Building a robotic stimulator that helps measure how sensation comes back after a stroke is exactly the kind of work I want to keep doing.</w:t>
       </w:r>
     </w:p>
     <w:p>

--- a/applications/UCD_Robotics_Research_Engineer_CEREBRIS/Arunabha_Majumder_UCD_Cover_Letter.docx
+++ b/applications/UCD_Robotics_Research_Engineer_CEREBRIS/Arunabha_Majumder_UCD_Cover_Letter.docx
@@ -123,7 +123,7 @@
           <w:b w:val="0"/>
           <w:i w:val="0"/>
         </w:rPr>
-        <w:t>In my PhD I designed a hybrid shoulder exoskeleton where a spring carries most of the arm load and a small 6 Nm motor adds the rest. I did the design in SolidWorks, 3D printed and rebuilt the parts many times, and integrated the motor, encoder and force sensors myself. It cut energy use by more than 25% and won the Best Paper Award at IFToMM ISRM 2026. I also worked with a 5-bar planar parallel robot that interacts with the human arm. I estimated the force at its tip from the variable-stiffness actuators, within 10% RMS error of a force sensor, and built an Arduino-based trigger to sync the robot's motion with Qualisys motion capture for arm tests with 6 participants.</w:t>
+        <w:t>In my PhD I designed a hybrid shoulder exoskeleton where a spring carries most of the arm load and a small 6 Nm motor adds the rest. I did the design in SolidWorks, 3D printed and rebuilt the parts many times, and integrated the motor, encoder and force sensors myself. It cut energy use by more than 25% and won the Best Paper Award at IFToMM ISRM 2026. I also worked with a 5-bar planar parallel robot that interacts with the human arm. I estimated the force at its tip from the variable-stiffness actuators, within 10% RMS error of a force sensor, and implemented an Arduino-based trigger to sync the robot's motion with Qualisys motion capture for arm tests with 6 participants.</w:t>
       </w:r>
     </w:p>
     <w:p>
